--- a/31stAug2020_CV_1page.docx
+++ b/31stAug2020_CV_1page.docx
@@ -232,7 +232,7 @@
               </wp:anchor>
             </w:drawing>
           </mc:Choice>
-          <mc:Fallback xmlns:mv="urn:schemas-microsoft-com:mac:vml" xmlns:mo="http://schemas.microsoft.com/office/mac/office/2008/main">
+          <mc:Fallback xmlns:mo="http://schemas.microsoft.com/office/mac/office/2008/main" xmlns:mv="urn:schemas-microsoft-com:mac:vml">
             <w:pict>
               <v:line w14:anchorId="60CD8462" id="Straight Connector 1" o:spid="_x0000_s1026" style="position:absolute;z-index:251659264;visibility:visible;mso-wrap-style:square;mso-width-percent:0;mso-height-percent:0;mso-wrap-distance-left:9pt;mso-wrap-distance-top:0;mso-wrap-distance-right:9pt;mso-wrap-distance-bottom:0;mso-position-horizontal:absolute;mso-position-horizontal-relative:text;mso-position-vertical:absolute;mso-position-vertical-relative:text;mso-width-percent:0;mso-height-percent:0;mso-width-relative:margin;mso-height-relative:margin" from="-2.2pt,13.85pt" to="537.8pt,13.85pt" o:gfxdata="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" strokecolor="#44546a [3215]" strokeweight=".5pt">
                 <v:stroke joinstyle="miter"/>
@@ -316,7 +316,23 @@
           <w:sz w:val="20"/>
           <w:szCs w:val="20"/>
         </w:rPr>
-        <w:t xml:space="preserve">         Aug ‘16-Aug ‘21 (Expected)</w:t>
+        <w:t xml:space="preserve">         Aug ‘16-</w:t>
+      </w:r>
+      <w:r>
+        <w:rPr>
+          <w:i/>
+          <w:sz w:val="20"/>
+          <w:szCs w:val="20"/>
+        </w:rPr>
+        <w:t>Dec</w:t>
+      </w:r>
+      <w:r>
+        <w:rPr>
+          <w:i/>
+          <w:sz w:val="20"/>
+          <w:szCs w:val="20"/>
+        </w:rPr>
+        <w:t xml:space="preserve"> ‘21 (Expected)</w:t>
       </w:r>
       <w:r>
         <w:rPr>
@@ -2273,7 +2289,7 @@
               </wp:anchor>
             </w:drawing>
           </mc:Choice>
-          <mc:Fallback xmlns:mv="urn:schemas-microsoft-com:mac:vml" xmlns:mo="http://schemas.microsoft.com/office/mac/office/2008/main">
+          <mc:Fallback xmlns:mo="http://schemas.microsoft.com/office/mac/office/2008/main" xmlns:mv="urn:schemas-microsoft-com:mac:vml">
             <w:pict>
               <v:line w14:anchorId="493D53C1" id="Straight Connector 2" o:spid="_x0000_s1026" style="position:absolute;z-index:251673600;visibility:visible;mso-wrap-style:square;mso-width-percent:0;mso-height-percent:0;mso-wrap-distance-left:9pt;mso-wrap-distance-top:0;mso-wrap-distance-right:9pt;mso-wrap-distance-bottom:0;mso-position-horizontal:absolute;mso-position-horizontal-relative:text;mso-position-vertical:absolute;mso-position-vertical-relative:text;mso-width-percent:0;mso-height-percent:0;mso-width-relative:margin;mso-height-relative:margin" from="-2.4pt,13.25pt" to="537.6pt,13.25pt" o:gfxdata="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" strokecolor="#44546a [3215]" strokeweight=".5pt">
                 <v:stroke joinstyle="miter"/>
